--- a/docs/bid-solution/exported-docx/05-商务技术文件章节/08_第三方系统对接方案.docx
+++ b/docs/bid-solution/exported-docx/05-商务技术文件章节/08_第三方系统对接方案.docx
@@ -69,6 +69,58 @@
       </w:pPr>
       <w:r>
         <w:t>本章围绕招标文件中与政务网、GPS 车辆定位、地磅称重、视频监控等第三方系统的对接要求进行编制，重点说明对接范围、接口规范、业务流程、异常处理机制、对账机制和运维保障要求，确保方案完整、规范、可实施。</w:t>
+      </w:r>
+    </w:p>
+    <w:p>
+      <w:pPr>
+        <w:pStyle w:val="Heading2"/>
+      </w:pPr>
+      <w:r>
+        <w:t>8.0.1 本章高分响应摘要</w:t>
+      </w:r>
+    </w:p>
+    <w:p>
+      <w:pPr>
+        <w:pStyle w:val="ListNumber"/>
+        <w:spacing w:after="40"/>
+      </w:pPr>
+      <w:r>
+        <w:t>对政务网、GPS、地磅、视频、统一认证五类外部系统进行全量覆盖，不遗漏甲方要求的重点对接对象。</w:t>
+      </w:r>
+    </w:p>
+    <w:p>
+      <w:pPr>
+        <w:pStyle w:val="ListNumber"/>
+        <w:spacing w:after="40"/>
+      </w:pPr>
+      <w:r>
+        <w:t>对每类对接分别说明目标、接口规范、业务流程和异常处理，体现方案完整性和规范性。</w:t>
+      </w:r>
+    </w:p>
+    <w:p>
+      <w:pPr>
+        <w:pStyle w:val="ListNumber"/>
+        <w:spacing w:after="40"/>
+      </w:pPr>
+      <w:r>
+        <w:t>补充统一接口规范、补偿机制、对账监控、联调实施和验收指标，增强可实施性与可验收性。</w:t>
+      </w:r>
+    </w:p>
+    <w:p>
+      <w:pPr>
+        <w:pStyle w:val="ListNumber"/>
+        <w:spacing w:after="40"/>
+      </w:pPr>
+      <w:r>
+        <w:t>配置展示型总图，帮助评审快速理解“统一接入、统一治理、统一验收”的对接思路。</w:t>
+      </w:r>
+    </w:p>
+    <w:p>
+      <w:pPr>
+        <w:spacing w:after="120"/>
+      </w:pPr>
+      <w:r>
+        <w:t>评分关键词：对接范围完整、接口规范统一、异常补偿健全、联调验收可落地。</w:t>
       </w:r>
     </w:p>
     <w:p>
@@ -475,6 +527,61 @@
     <w:p/>
     <w:p>
       <w:pPr>
+        <w:pStyle w:val="Heading3"/>
+      </w:pPr>
+      <w:r>
+        <w:t>图8-1 第三方系统对接总体展示图</w:t>
+      </w:r>
+    </w:p>
+    <w:p>
+      <w:pPr>
+        <w:jc w:val="center"/>
+      </w:pPr>
+      <w:r>
+        <w:drawing>
+          <wp:inline xmlns:a="http://schemas.openxmlformats.org/drawingml/2006/main" xmlns:pic="http://schemas.openxmlformats.org/drawingml/2006/picture">
+            <wp:extent cx="5580000" cy="2583333"/>
+            <wp:docPr id="1" name="Picture 1"/>
+            <wp:cNvGraphicFramePr>
+              <a:graphicFrameLocks noChangeAspect="1"/>
+            </wp:cNvGraphicFramePr>
+            <a:graphic>
+              <a:graphicData uri="http://schemas.openxmlformats.org/drawingml/2006/picture">
+                <pic:pic>
+                  <pic:nvPicPr>
+                    <pic:cNvPr id="0" name="integration-architecture-showcase.png"/>
+                    <pic:cNvPicPr/>
+                  </pic:nvPicPr>
+                  <pic:blipFill>
+                    <a:blip r:embed="rId9"/>
+                    <a:stretch>
+                      <a:fillRect/>
+                    </a:stretch>
+                  </pic:blipFill>
+                  <pic:spPr>
+                    <a:xfrm>
+                      <a:off x="0" y="0"/>
+                      <a:ext cx="5580000" cy="2583333"/>
+                    </a:xfrm>
+                    <a:prstGeom prst="rect"/>
+                  </pic:spPr>
+                </pic:pic>
+              </a:graphicData>
+            </a:graphic>
+          </wp:inline>
+        </w:drawing>
+      </w:r>
+    </w:p>
+    <w:p>
+      <w:pPr>
+        <w:spacing w:after="120"/>
+      </w:pPr>
+      <w:r>
+        <w:t>图示说明：该图用于集中展示外部系统、统一集成层、业务联动层和联调验收层之间的整体关系，便于评审快速理解本章技术路线。</w:t>
+      </w:r>
+    </w:p>
+    <w:p>
+      <w:pPr>
         <w:pStyle w:val="Heading2"/>
       </w:pPr>
       <w:r>
@@ -1893,8 +2000,16 @@
         <w:t>本方案已对政务网、GPS 车辆定位、地磅称重、视频监控及统一认证等第三方系统给出完整对接设计，覆盖对接目标、接口规范、业务流程、异常处理、对账机制和运维监控要求，能够满足甲方对“方案清晰、完整、规范，异常处理机制完善”的评分要求。</w:t>
       </w:r>
     </w:p>
+    <w:p>
+      <w:pPr>
+        <w:spacing w:after="120"/>
+      </w:pPr>
+      <w:r>
+        <w:t>本章投标响应结论：投标人具备将政务审批、车辆定位、称重设备和视频系统统一纳入平台治理体系的能力，可实现对接规范化、联调有章法、异常可补偿、结果可验收。</w:t>
+      </w:r>
+    </w:p>
     <w:sectPr>
-      <w:footerReference w:type="default" r:id="rId9"/>
+      <w:footerReference w:type="default" r:id="rId10"/>
       <w:pgSz w:w="12240" w:h="15840"/>
       <w:pgMar w:top="1440" w:right="1587" w:bottom="1440" w:left="1587" w:header="720" w:footer="720" w:gutter="0"/>
       <w:cols w:space="720"/>
